--- a/UC01-PolicyConflict/Sample-SharePoint-AUP.docx
+++ b/UC01-PolicyConflict/Sample-SharePoint-AUP.docx
@@ -14,7 +14,7 @@
           <w:sz w:val="22"/>
           <w:szCs w:val="22"/>
         </w:rPr>
-        <w:t xml:space="preserve">Cedar Mutual Insurance</w:t>
+        <w:t xml:space="preserve">Nayak Fictional Insurance</w:t>
       </w:r>
     </w:p>
     <w:p>
@@ -358,7 +358,7 @@
           <w:sz w:val="22"/>
           <w:szCs w:val="22"/>
         </w:rPr>
-        <w:t xml:space="preserve">This Acceptable Use Policy ("AUP") defines how Cedar Mutual Insurance ("Cedar Mutual" or "the Company") employees, contractors, and authorized third parties may use Company information assets, collaboration tools, cloud storage services, and network resources. The policy supports Cedar Mutual's obligations under NAIC Model Regulation, applicable state insurance laws, and the Company's Information Security Program.</w:t>
+        <w:t xml:space="preserve">This Acceptable Use Policy ("AUP") defines how Nayak Fictional Insurance ("Nayak Fictional" or "the Company") employees, contractors, and authorized third parties may use Company information assets, collaboration tools, cloud storage services, and network resources. The policy supports Nayak Fictional's obligations under NAIC Model Regulation, applicable state insurance laws, and the Company's Information Security Program.</w:t>
       </w:r>
     </w:p>
     <w:p>
@@ -406,7 +406,7 @@
           <w:sz w:val="22"/>
           <w:szCs w:val="22"/>
         </w:rPr>
-        <w:t xml:space="preserve">All Cedar Mutual employees, regardless of role, location, or employment status.</w:t>
+        <w:t xml:space="preserve">All Nayak Fictional employees, regardless of role, location, or employment status.</w:t>
       </w:r>
     </w:p>
     <w:p>
@@ -424,7 +424,7 @@
           <w:sz w:val="22"/>
           <w:szCs w:val="22"/>
         </w:rPr>
-        <w:t xml:space="preserve">All contractors and consultants engaged by Cedar Mutual.</w:t>
+        <w:t xml:space="preserve">All contractors and consultants engaged by Nayak Fictional.</w:t>
       </w:r>
     </w:p>
     <w:p>
@@ -442,7 +442,7 @@
           <w:sz w:val="22"/>
           <w:szCs w:val="22"/>
         </w:rPr>
-        <w:t xml:space="preserve">All third parties granted access to Cedar Mutual information systems under a signed Master Services Agreement.</w:t>
+        <w:t xml:space="preserve">All third parties granted access to Nayak Fictional information systems under a signed Master Services Agreement.</w:t>
       </w:r>
     </w:p>
     <w:p>
@@ -513,7 +513,7 @@
           <w:sz w:val="22"/>
           <w:szCs w:val="22"/>
         </w:rPr>
-        <w:t xml:space="preserve">Use must be lawful, ethical, and consistent with the Cedar Mutual Code of Conduct.</w:t>
+        <w:t xml:space="preserve">Use must be lawful, ethical, and consistent with the Nayak Fictional Code of Conduct.</w:t>
       </w:r>
     </w:p>
     <w:p>
@@ -1034,7 +1034,7 @@
                 <w:sz w:val="20"/>
                 <w:szCs w:val="20"/>
               </w:rPr>
-              <w:t xml:space="preserve">Approved for external file sharing with auditors, regulators, brokers, and contractually-bound third parties when the recipient organization does not support Microsoft 365 external sharing. Use the Cedar Mutual Dropbox Business tenant only; personal Dropbox accounts are prohibited (see section 5).</w:t>
+              <w:t xml:space="preserve">Approved for external file sharing with auditors, regulators, brokers, and contractually-bound third parties when the recipient organization does not support Microsoft 365 external sharing. Use the Nayak Fictional Dropbox Business tenant only; personal Dropbox accounts are prohibited (see section 5).</w:t>
             </w:r>
           </w:p>
         </w:tc>
@@ -1248,7 +1248,7 @@
           <w:sz w:val="22"/>
           <w:szCs w:val="22"/>
         </w:rPr>
-        <w:t xml:space="preserve">GitHub Enterprise (cedarmutual.github.com) for source code, infrastructure-as-code, and runbooks.</w:t>
+        <w:t xml:space="preserve">GitHub Enterprise (nayakfictional.github.com) for source code, infrastructure-as-code, and runbooks.</w:t>
       </w:r>
     </w:p>
     <w:p>
@@ -1266,7 +1266,7 @@
           <w:sz w:val="22"/>
           <w:szCs w:val="22"/>
         </w:rPr>
-        <w:t xml:space="preserve">ServiceNow (cedarmutual.service-now.com) for IT service management and GRC.</w:t>
+        <w:t xml:space="preserve">ServiceNow (nayakfictional.service-now.com) for IT service management and GRC.</w:t>
       </w:r>
     </w:p>
     <w:p>
@@ -1368,7 +1368,7 @@
           <w:sz w:val="22"/>
           <w:szCs w:val="22"/>
         </w:rPr>
-        <w:t xml:space="preserve">Google Drive (any tier) for storage or exchange of Company information. Cedar Mutual does not operate a Google Workspace tenant.</w:t>
+        <w:t xml:space="preserve">Google Drive (any tier) for storage or exchange of Company information. Nayak Fictional does not operate a Google Workspace tenant.</w:t>
       </w:r>
     </w:p>
     <w:p>
@@ -2263,7 +2263,7 @@
           <w:sz w:val="22"/>
           <w:szCs w:val="22"/>
         </w:rPr>
-        <w:t xml:space="preserve">A productivity, collaboration, or storage tool reviewed and authorized by the Office of the CIO and Information Security for use with Cedar Mutual information.</w:t>
+        <w:t xml:space="preserve">A productivity, collaboration, or storage tool reviewed and authorized by the Office of the CIO and Information Security for use with Nayak Fictional information.</w:t>
       </w:r>
     </w:p>
     <w:p>
@@ -2291,7 +2291,7 @@
           <w:sz w:val="22"/>
           <w:szCs w:val="22"/>
         </w:rPr>
-        <w:t xml:space="preserve">Any document, dataset, or media artifact created by an employee or contractor in the course of Cedar Mutual business.</w:t>
+        <w:t xml:space="preserve">Any document, dataset, or media artifact created by an employee or contractor in the course of Nayak Fictional business.</w:t>
       </w:r>
     </w:p>
     <w:p>
@@ -2319,7 +2319,7 @@
           <w:sz w:val="22"/>
           <w:szCs w:val="22"/>
         </w:rPr>
-        <w:t xml:space="preserve">File exchange or co-authoring with a party outside the cedarmutual.com domain who is not a Cedar Mutual employee or contractor.</w:t>
+        <w:t xml:space="preserve">File exchange or co-authoring with a party outside the nayakfictional.com domain who is not a Nayak Fictional employee or contractor.</w:t>
       </w:r>
     </w:p>
     <w:p>
@@ -2347,7 +2347,7 @@
           <w:sz w:val="22"/>
           <w:szCs w:val="22"/>
         </w:rPr>
-        <w:t xml:space="preserve">A dedicated, Cedar Mutual-administered instance of a software service (for example, Microsoft 365 tenant cedarmutual.onmicrosoft.com, or Dropbox Business team Cedar Mutual).</w:t>
+        <w:t xml:space="preserve">A dedicated, Nayak Fictional-administered instance of a software service (for example, Microsoft 365 tenant nayakfictional.onmicrosoft.com, or Dropbox Business team Nayak Fictional).</w:t>
       </w:r>
     </w:p>
     <w:p>
@@ -3514,7 +3514,7 @@
         <w:sz w:val="18"/>
         <w:szCs w:val="18"/>
       </w:rPr>
-      <w:t xml:space="preserve">Cedar Mutual Insurance  ·  Acceptable Use Policy  ·  POL-IT-001  ·  v3.2</w:t>
+      <w:t xml:space="preserve">Nayak Fictional Insurance  ·  Acceptable Use Policy  ·  POL-IT-001  ·  v3.2</w:t>
     </w:r>
   </w:p>
 </w:hdr>
